--- a/projects/valuepickr-open-screen/docs/Wonderla Holidays.docx
+++ b/projects/valuepickr-open-screen/docs/Wonderla Holidays.docx
@@ -1960,7 +1960,7 @@
         <w:spacing w:after="120" w:before="280"/>
       </w:pPr>
       <w:r>
-        <w:t xml:space="preserve">Ishmohit-Lens Checks (value chain · earnings quality · growth trajectory · management)</w:t>
+        <w:t xml:space="preserve">Ishmohit-Lens Checks (value chain · earnings quality · growth trajectory · management · quality metrics · track record · global-signal check)</w:t>
       </w:r>
     </w:p>
     <w:p>
@@ -2413,6 +2413,33 @@
                 <w:b/>
                 <w:bCs/>
               </w:rPr>
+              <w:t xml:space="preserve">Shareholder returns</w:t>
+            </w:r>
+          </w:p>
+        </w:tc>
+        <w:tc>
+          <w:tcPr>
+            <w:tcW w:type="dxa" w:w="5800"/>
+          </w:tcPr>
+          <w:p>
+            <w:r>
+              <w:t xml:space="preserve">—</w:t>
+            </w:r>
+          </w:p>
+        </w:tc>
+      </w:tr>
+      <w:tr>
+        <w:tc>
+          <w:tcPr>
+            <w:tcW w:type="dxa" w:w="3200"/>
+            <w:shd w:fill="F2F2F2" w:val="clear"/>
+          </w:tcPr>
+          <w:p>
+            <w:r>
+              <w:rPr>
+                <w:b/>
+                <w:bCs/>
+              </w:rPr>
               <w:t xml:space="preserve">Capability ladder / VAP</w:t>
             </w:r>
           </w:p>
@@ -2429,6 +2456,233 @@
         </w:tc>
       </w:tr>
     </w:tbl>
+    <w:p>
+      <w:pPr>
+        <w:spacing w:after="120"/>
+      </w:pPr>
+      <w:r>
+        <w:rPr>
+          <w:b/>
+          <w:bCs/>
+          <w:sz w:val="20"/>
+          <w:szCs w:val="20"/>
+        </w:rPr>
+        <w:t xml:space="preserve">Quality metrics (ROCE · debt · FCF · margin · capex):</w:t>
+      </w:r>
+    </w:p>
+    <w:tbl>
+      <w:tblPr>
+        <w:tblW w:type="dxa" w:w="9000"/>
+        <w:tblBorders>
+          <w:top w:val="single" w:color="auto" w:sz="4"/>
+          <w:left w:val="single" w:color="auto" w:sz="4"/>
+          <w:bottom w:val="single" w:color="auto" w:sz="4"/>
+          <w:right w:val="single" w:color="auto" w:sz="4"/>
+          <w:insideH w:val="single" w:color="auto" w:sz="4"/>
+          <w:insideV w:val="single" w:color="auto" w:sz="4"/>
+        </w:tblBorders>
+      </w:tblPr>
+      <w:tblGrid>
+        <w:gridCol w:w="3200"/>
+        <w:gridCol w:w="5800"/>
+      </w:tblGrid>
+      <w:tr>
+        <w:tc>
+          <w:tcPr>
+            <w:tcW w:type="dxa" w:w="3200"/>
+            <w:shd w:fill="F2F2F2" w:val="clear"/>
+          </w:tcPr>
+          <w:p>
+            <w:r>
+              <w:rPr>
+                <w:b/>
+                <w:bCs/>
+              </w:rPr>
+              <w:t xml:space="preserve">Assessment</w:t>
+            </w:r>
+          </w:p>
+        </w:tc>
+        <w:tc>
+          <w:tcPr>
+            <w:tcW w:type="dxa" w:w="5800"/>
+          </w:tcPr>
+          <w:p>
+            <w:r>
+              <w:t xml:space="preserve">neutral</w:t>
+            </w:r>
+          </w:p>
+        </w:tc>
+      </w:tr>
+      <w:tr>
+        <w:tc>
+          <w:tcPr>
+            <w:tcW w:type="dxa" w:w="3200"/>
+            <w:shd w:fill="F2F2F2" w:val="clear"/>
+          </w:tcPr>
+          <w:p>
+            <w:r>
+              <w:rPr>
+                <w:b/>
+                <w:bCs/>
+              </w:rPr>
+              <w:t xml:space="preserve">ROCE</w:t>
+            </w:r>
+          </w:p>
+        </w:tc>
+        <w:tc>
+          <w:tcPr>
+            <w:tcW w:type="dxa" w:w="5800"/>
+          </w:tcPr>
+          <w:p>
+            <w:r>
+              <w:t xml:space="preserve">6.2% (declining)</w:t>
+            </w:r>
+          </w:p>
+        </w:tc>
+      </w:tr>
+      <w:tr>
+        <w:tc>
+          <w:tcPr>
+            <w:tcW w:type="dxa" w:w="3200"/>
+            <w:shd w:fill="F2F2F2" w:val="clear"/>
+          </w:tcPr>
+          <w:p>
+            <w:r>
+              <w:rPr>
+                <w:b/>
+                <w:bCs/>
+              </w:rPr>
+              <w:t xml:space="preserve">Leverage</w:t>
+            </w:r>
+          </w:p>
+        </w:tc>
+        <w:tc>
+          <w:tcPr>
+            <w:tcW w:type="dxa" w:w="5800"/>
+          </w:tcPr>
+          <w:p>
+            <w:r>
+              <w:t xml:space="preserve">Net debt/EBITDA -2x</w:t>
+            </w:r>
+          </w:p>
+        </w:tc>
+      </w:tr>
+      <w:tr>
+        <w:tc>
+          <w:tcPr>
+            <w:tcW w:type="dxa" w:w="3200"/>
+            <w:shd w:fill="F2F2F2" w:val="clear"/>
+          </w:tcPr>
+          <w:p>
+            <w:r>
+              <w:rPr>
+                <w:b/>
+                <w:bCs/>
+              </w:rPr>
+              <w:t xml:space="preserve">FCF conversion</w:t>
+            </w:r>
+          </w:p>
+        </w:tc>
+        <w:tc>
+          <w:tcPr>
+            <w:tcW w:type="dxa" w:w="5800"/>
+          </w:tcPr>
+          <w:p>
+            <w:r>
+              <w:t xml:space="preserve">-70%</w:t>
+            </w:r>
+          </w:p>
+        </w:tc>
+      </w:tr>
+      <w:tr>
+        <w:tc>
+          <w:tcPr>
+            <w:tcW w:type="dxa" w:w="3200"/>
+            <w:shd w:fill="F2F2F2" w:val="clear"/>
+          </w:tcPr>
+          <w:p>
+            <w:r>
+              <w:rPr>
+                <w:b/>
+                <w:bCs/>
+              </w:rPr>
+              <w:t xml:space="preserve">Margin trend</w:t>
+            </w:r>
+          </w:p>
+        </w:tc>
+        <w:tc>
+          <w:tcPr>
+            <w:tcW w:type="dxa" w:w="5800"/>
+          </w:tcPr>
+          <w:p>
+            <w:r>
+              <w:t xml:space="preserve">contracting</w:t>
+            </w:r>
+          </w:p>
+        </w:tc>
+      </w:tr>
+      <w:tr>
+        <w:tc>
+          <w:tcPr>
+            <w:tcW w:type="dxa" w:w="3200"/>
+            <w:shd w:fill="F2F2F2" w:val="clear"/>
+          </w:tcPr>
+          <w:p>
+            <w:r>
+              <w:rPr>
+                <w:b/>
+                <w:bCs/>
+              </w:rPr>
+              <w:t xml:space="preserve">Capex efficiency</w:t>
+            </w:r>
+          </w:p>
+        </w:tc>
+        <w:tc>
+          <w:tcPr>
+            <w:tcW w:type="dxa" w:w="5800"/>
+          </w:tcPr>
+          <w:p>
+            <w:r>
+              <w:t xml:space="preserve">neutral</w:t>
+            </w:r>
+          </w:p>
+        </w:tc>
+      </w:tr>
+    </w:tbl>
+    <w:p>
+      <w:pPr>
+        <w:spacing w:after="60" w:before="120"/>
+      </w:pPr>
+      <w:r>
+        <w:rPr>
+          <w:b/>
+          <w:bCs/>
+          <w:sz w:val="20"/>
+          <w:szCs w:val="20"/>
+        </w:rPr>
+        <w:t xml:space="preserve">Track record (Coffee Can persistence check): </w:t>
+      </w:r>
+      <w:r>
+        <w:rPr>
+          <w:sz w:val="20"/>
+          <w:szCs w:val="20"/>
+        </w:rPr>
+        <w:t xml:space="preserve">cleared revenue growth ≥10% AND ROCE ≥15% in 2 of the last 4 years (consistency_score 50)</w:t>
+      </w:r>
+    </w:p>
+    <w:p>
+      <w:pPr>
+        <w:spacing w:after="120"/>
+      </w:pPr>
+      <w:r>
+        <w:rPr>
+          <w:color w:val="666666"/>
+          <w:sz w:val="18"/>
+          <w:szCs w:val="18"/>
+        </w:rPr>
+        <w:t xml:space="preserve">FY23-FY26 screener. Both revenue growth &gt;=10% AND ROCE &gt;=15% in the same FY: FY23 (ROCE 21%, but revenue was a COVID-rebound spike off a tiny FY22 base) and FY24 (rev +12.5%, ROCE 19.1%). FY25 revenue fell 5%; FY26 ROCE only 6.2% as Chennai capex + depreciation compressed returns. Pre-FY23 excluded as COVID-distorted.</w:t>
+      </w:r>
+    </w:p>
     <w:p>
       <w:pPr>
         <w:pStyle w:val="Heading1"/>
@@ -2691,6 +2945,34 @@
           <w:szCs w:val="24"/>
         </w:rPr>
         <w:t xml:space="preserve">neither</w:t>
+      </w:r>
+    </w:p>
+    <w:p>
+      <w:pPr>
+        <w:spacing w:after="120"/>
+      </w:pPr>
+      <w:r>
+        <w:rPr>
+          <w:color w:val="666666"/>
+          <w:sz w:val="20"/>
+          <w:szCs w:val="20"/>
+        </w:rPr>
+        <w:t xml:space="preserve">4-box gate — tailwind: yes · TAM: no · moat: yes · valuation: yes  (score 3 / 4)</w:t>
+      </w:r>
+    </w:p>
+    <w:p>
+      <w:pPr>
+        <w:spacing w:after="120"/>
+      </w:pPr>
+      <w:r>
+        <w:rPr>
+          <w:i/>
+          <w:iCs/>
+          <w:color w:val="666666"/>
+          <w:sz w:val="20"/>
+          <w:szCs w:val="20"/>
+        </w:rPr>
+        <w:t xml:space="preserve">Premiumisation (non-ticket spend +20% to Rs591/guest, targeting 40-50% mix) is a genuine structural ARPU lever; but each new park costs ~Rs600cr/3-4yr ramp with no next-park pipeline announced — arithmetically rules out tam per verdict_reasoning; in-house ride manufacturing (30-40% capex edge) + scarce organised-park supply is a real moat; stock de-rated ~55% from 2024 peak to ~30-37x P/E — valuation yes.</w:t>
       </w:r>
     </w:p>
     <w:p>

--- a/projects/valuepickr-open-screen/docs/Wonderla Holidays.docx
+++ b/projects/valuepickr-open-screen/docs/Wonderla Holidays.docx
@@ -3066,6 +3066,187 @@
           <w:szCs w:val="18"/>
         </w:rPr>
         <w:t xml:space="preserve">This is independent research and analysis for informational purposes only, not personalized financial or investment advice. Past multi-bagger performance and forum/social sentiment are not indicators of future returns. Do your own due diligence before investing.</w:t>
+      </w:r>
+    </w:p>
+    <w:p/>
+    <w:p>
+      <w:r>
+        <w:rPr>
+          <w:b/>
+          <w:sz w:val="28"/>
+        </w:rPr>
+        <w:t>🔄 RESEARCH UPDATE - 2026-10-05</w:t>
+      </w:r>
+    </w:p>
+    <w:p>
+      <w:r>
+        <w:rPr>
+          <w:b/>
+        </w:rPr>
+        <w:t>📊 Key Metrics:</w:t>
+      </w:r>
+    </w:p>
+    <w:p>
+      <w:pPr>
+        <w:ind w:left="360"/>
+      </w:pPr>
+      <w:r>
+        <w:t xml:space="preserve">  • Company: Wonderla Holidays</w:t>
+      </w:r>
+    </w:p>
+    <w:p>
+      <w:pPr>
+        <w:ind w:left="360"/>
+      </w:pPr>
+      <w:r>
+        <w:t xml:space="preserve">  • Conviction: Not rated</w:t>
+      </w:r>
+    </w:p>
+    <w:p>
+      <w:pPr>
+        <w:ind w:left="360"/>
+      </w:pPr>
+      <w:r>
+        <w:t xml:space="preserve">  • Thesis: neither</w:t>
+      </w:r>
+    </w:p>
+    <w:p>
+      <w:pPr>
+        <w:ind w:left="360"/>
+      </w:pPr>
+      <w:r>
+        <w:t xml:space="preserve">  • 4-Box Score: 3.0</w:t>
+      </w:r>
+    </w:p>
+    <w:p>
+      <w:pPr>
+        <w:ind w:left="360"/>
+      </w:pPr>
+      <w:r>
+        <w:t xml:space="preserve">  • Research Date: 2026-08-31</w:t>
+      </w:r>
+    </w:p>
+    <w:p>
+      <w:pPr>
+        <w:ind w:left="360"/>
+      </w:pPr>
+      <w:r>
+        <w:t xml:space="preserve">  • Red Flag: None</w:t>
+      </w:r>
+    </w:p>
+    <w:p/>
+    <w:p>
+      <w:r>
+        <w:rPr>
+          <w:b/>
+        </w:rPr>
+        <w:t>📝 Verdict:</w:t>
+      </w:r>
+    </w:p>
+    <w:p>
+      <w:pPr>
+        <w:ind w:left="360"/>
+      </w:pPr>
+      <w:r>
+        <w:t>A high-quality, net-cash amusement-park compounder with a real Q1 FY27 inflection - but the capex cycle caps it well below a 10x-in-2-3-years trajectory</w:t>
+      </w:r>
+    </w:p>
+    <w:p/>
+    <w:p>
+      <w:r>
+        <w:rPr>
+          <w:b/>
+        </w:rPr>
+        <w:t>📈 Bull Case:</w:t>
+      </w:r>
+    </w:p>
+    <w:p>
+      <w:pPr>
+        <w:ind w:left="360"/>
+      </w:pPr>
+      <w:r>
+        <w:t>Genuine Q1 FY27 acceleration: revenue +41%, PAT +38%, footfall +33%, with mature parks +15% and Chennai ramping faster than any prior park</w:t>
+      </w:r>
+    </w:p>
+    <w:p>
+      <w:pPr>
+        <w:ind w:left="360"/>
+      </w:pPr>
+      <w:r>
+        <w:t>Premiumisation is a structural, footfall-independent lever: non-ticket spend +20% to Rs 591/guest; management targets a 40-50% non-ticket mix vs ~30% now</w:t>
+      </w:r>
+    </w:p>
+    <w:p>
+      <w:pPr>
+        <w:ind w:left="360"/>
+      </w:pPr>
+      <w:r>
+        <w:t>Fortress balance sheet: Rs 400 Cr+ net cash after fully deploying the Rs 540 Cr QIP with zero deviation; can fund 1-2 new parks in parallel without debt; CARE outlook upgraded to Positive (Aug 2026), rating AA-</w:t>
+      </w:r>
+    </w:p>
+    <w:p>
+      <w:pPr>
+        <w:ind w:left="360"/>
+      </w:pPr>
+      <w:r>
+        <w:t>Dominant, hard-to-replicate franchise: 6 parks, 46M+ cumulative visitors, in-house ride manufacturing keeps park capex ~30-40% below imported-ride peers; organised-park supply in India is scarce (key peer Imagicaaworld has a distress history)</w:t>
+      </w:r>
+    </w:p>
+    <w:p>
+      <w:pPr>
+        <w:ind w:left="360"/>
+      </w:pPr>
+      <w:r>
+        <w:t>Expectations are far lower than at the sentiment pass - the stock has de-rated ~55% from its 2024 peak and P/E has compressed to ~30-37x</w:t>
+      </w:r>
+    </w:p>
+    <w:p/>
+    <w:p>
+      <w:r>
+        <w:rPr>
+          <w:b/>
+        </w:rPr>
+        <w:t>📉 Bear Case:</w:t>
+      </w:r>
+    </w:p>
+    <w:p>
+      <w:pPr>
+        <w:ind w:left="360"/>
+      </w:pPr>
+      <w:r>
+        <w:t>10x-in-2-3-years is arithmetically implausible: each large park costs ~Rs 600 Cr and takes 3-4 years to reach 10-12 lakh footfall; growth is a step function around launches, not a compounding curve</w:t>
+      </w:r>
+    </w:p>
+    <w:p>
+      <w:pPr>
+        <w:ind w:left="360"/>
+      </w:pPr>
+      <w:r>
+        <w:t>FY26 PAT fell 25% (Chennai launch costs + depreciation); trailing ROCE/ROE are mid-single-digit and the model is genuinely capex-heavy with long payback</w:t>
+      </w:r>
+    </w:p>
+    <w:p>
+      <w:pPr>
+        <w:ind w:left="360"/>
+      </w:pPr>
+      <w:r>
+        <w:t>Q1 is the seasonally strongest quarter and management flagged a weak monsoon aided footfall; Q2 is 'much weaker' - Q1 cannot be annualised</w:t>
+      </w:r>
+    </w:p>
+    <w:p>
+      <w:pPr>
+        <w:ind w:left="360"/>
+      </w:pPr>
+      <w:r>
+        <w:t>The next-park pipeline is unannounced and land acquisition is 'very difficult...without encumbrances'; announcement timelines can slip past the guided end-FY27</w:t>
+      </w:r>
+    </w:p>
+    <w:p>
+      <w:pPr>
+        <w:ind w:left="360"/>
+      </w:pPr>
+      <w:r>
+        <w:t>Discretionary-spend and weather sensitivity; a GST show-cause notice for Rs 15.73 Cr landed in Aug 2026 (minor)</w:t>
       </w:r>
     </w:p>
     <w:sectPr>
